--- a/eng/docx/3.02.content.docx
+++ b/eng/docx/3.02.content.docx
@@ -380,7 +380,7 @@
       <w:r>
         <w:drawing>
           <wp:inline xmlns:a="http://schemas.openxmlformats.org/drawingml/2006/main" xmlns:pic="http://schemas.openxmlformats.org/drawingml/2006/picture">
-            <wp:extent cx="1463040" cy="1045565"/>
+            <wp:extent cx="6096000" cy="4356520"/>
             <wp:docPr id="1" name="Picture 1"/>
             <wp:cNvGraphicFramePr>
               <a:graphicFrameLocks noChangeAspect="1"/>
@@ -401,7 +401,7 @@
                   <pic:spPr>
                     <a:xfrm>
                       <a:off x="0" y="0"/>
-                      <a:ext cx="1463040" cy="1045565"/>
+                      <a:ext cx="6096000" cy="4356520"/>
                     </a:xfrm>
                     <a:prstGeom prst="rect"/>
                   </pic:spPr>
@@ -429,7 +429,7 @@
       <w:r>
         <w:drawing>
           <wp:inline xmlns:a="http://schemas.openxmlformats.org/drawingml/2006/main" xmlns:pic="http://schemas.openxmlformats.org/drawingml/2006/picture">
-            <wp:extent cx="1463040" cy="1043062"/>
+            <wp:extent cx="6096000" cy="4346094"/>
             <wp:docPr id="2" name="Picture 2"/>
             <wp:cNvGraphicFramePr>
               <a:graphicFrameLocks noChangeAspect="1"/>
@@ -450,7 +450,7 @@
                   <pic:spPr>
                     <a:xfrm>
                       <a:off x="0" y="0"/>
-                      <a:ext cx="1463040" cy="1043062"/>
+                      <a:ext cx="6096000" cy="4346094"/>
                     </a:xfrm>
                     <a:prstGeom prst="rect"/>
                   </pic:spPr>
@@ -478,7 +478,7 @@
       <w:r>
         <w:drawing>
           <wp:inline xmlns:a="http://schemas.openxmlformats.org/drawingml/2006/main" xmlns:pic="http://schemas.openxmlformats.org/drawingml/2006/picture">
-            <wp:extent cx="1463040" cy="1043897"/>
+            <wp:extent cx="6096000" cy="4349569"/>
             <wp:docPr id="3" name="Picture 3"/>
             <wp:cNvGraphicFramePr>
               <a:graphicFrameLocks noChangeAspect="1"/>
@@ -499,7 +499,7 @@
                   <pic:spPr>
                     <a:xfrm>
                       <a:off x="0" y="0"/>
-                      <a:ext cx="1463040" cy="1043897"/>
+                      <a:ext cx="6096000" cy="4349569"/>
                     </a:xfrm>
                     <a:prstGeom prst="rect"/>
                   </pic:spPr>
@@ -527,7 +527,7 @@
       <w:r>
         <w:drawing>
           <wp:inline xmlns:a="http://schemas.openxmlformats.org/drawingml/2006/main" xmlns:pic="http://schemas.openxmlformats.org/drawingml/2006/picture">
-            <wp:extent cx="1463040" cy="1039309"/>
+            <wp:extent cx="6096000" cy="4330454"/>
             <wp:docPr id="4" name="Picture 4"/>
             <wp:cNvGraphicFramePr>
               <a:graphicFrameLocks noChangeAspect="1"/>
@@ -548,7 +548,7 @@
                   <pic:spPr>
                     <a:xfrm>
                       <a:off x="0" y="0"/>
-                      <a:ext cx="1463040" cy="1039309"/>
+                      <a:ext cx="6096000" cy="4330454"/>
                     </a:xfrm>
                     <a:prstGeom prst="rect"/>
                   </pic:spPr>
@@ -4662,7 +4662,7 @@
       <w:r>
         <w:drawing>
           <wp:inline xmlns:a="http://schemas.openxmlformats.org/drawingml/2006/main" xmlns:pic="http://schemas.openxmlformats.org/drawingml/2006/picture">
-            <wp:extent cx="1463040" cy="1034721"/>
+            <wp:extent cx="6096000" cy="4311339"/>
             <wp:docPr id="5" name="Picture 5"/>
             <wp:cNvGraphicFramePr>
               <a:graphicFrameLocks noChangeAspect="1"/>
@@ -4683,7 +4683,7 @@
                   <pic:spPr>
                     <a:xfrm>
                       <a:off x="0" y="0"/>
-                      <a:ext cx="1463040" cy="1034721"/>
+                      <a:ext cx="6096000" cy="4311339"/>
                     </a:xfrm>
                     <a:prstGeom prst="rect"/>
                   </pic:spPr>
@@ -5250,7 +5250,7 @@
       <w:r>
         <w:drawing>
           <wp:inline xmlns:a="http://schemas.openxmlformats.org/drawingml/2006/main" xmlns:pic="http://schemas.openxmlformats.org/drawingml/2006/picture">
-            <wp:extent cx="1463040" cy="1034721"/>
+            <wp:extent cx="6096000" cy="4311339"/>
             <wp:docPr id="7" name="Picture 7"/>
             <wp:cNvGraphicFramePr>
               <a:graphicFrameLocks noChangeAspect="1"/>
@@ -5271,7 +5271,7 @@
                   <pic:spPr>
                     <a:xfrm>
                       <a:off x="0" y="0"/>
-                      <a:ext cx="1463040" cy="1034721"/>
+                      <a:ext cx="6096000" cy="4311339"/>
                     </a:xfrm>
                     <a:prstGeom prst="rect"/>
                   </pic:spPr>
